--- a/arbeitsblaetter/Word_Test.docx
+++ b/arbeitsblaetter/Word_Test.docx
@@ -724,7 +724,7 @@
                 <w:color w:val="172A3A"/>
                 <w:sz w:val="18"/>
               </w:rPr>
-              <w:t>word_test_rheinfall.png einfügen; weissen Rand wegschneiden; ca. 6 cm breit; Textumbruch «Quadrat»; rechts neben dem Einleitungstext platzieren.</w:t>
+              <w:t>Ersetze die Zeile «BILD HIER EINFÜGEN: word_test_rheinfall.png» durch das Bild; weissen Rand wegschneiden; ca. 6 cm breit; Textumbruch «Quadrat»; rechts neben dem Einleitungstext platzieren.</w:t>
             </w:r>
             <w:r>
               <w:rPr>
